--- a/06_可直接打开的Word版/05_课程讲义与教材__08_课程资料索引.docx
+++ b/06_可直接打开的Word版/05_课程讲义与教材__08_课程资料索引.docx
@@ -3,11 +3,11 @@
 <w:document xmlns:wpc="http://schemas.microsoft.com/office/word/2010/wordprocessingCanvas" xmlns:mo="http://schemas.microsoft.com/office/mac/office/2008/main" xmlns:mc="http://schemas.openxmlformats.org/markup-compatibility/2006" xmlns:mv="urn:schemas-microsoft-com:mac:vml" xmlns:o="urn:schemas-microsoft-com:office:office" xmlns:r="http://schemas.openxmlformats.org/officeDocument/2006/relationships" xmlns:m="http://schemas.openxmlformats.org/officeDocument/2006/math" xmlns:v="urn:schemas-microsoft-com:vml" xmlns:wp14="http://schemas.microsoft.com/office/word/2010/wordprocessingDrawing" xmlns:wp="http://schemas.openxmlformats.org/drawingml/2006/wordprocessingDrawing" xmlns:w10="urn:schemas-microsoft-com:office:word" xmlns:w="http://schemas.openxmlformats.org/wordprocessingml/2006/main" xmlns:w14="http://schemas.microsoft.com/office/word/2010/wordml" xmlns:wpg="http://schemas.microsoft.com/office/word/2010/wordprocessingGroup" xmlns:wpi="http://schemas.microsoft.com/office/word/2010/wordprocessingInk" xmlns:wne="http://schemas.microsoft.com/office/word/2006/wordml" xmlns:wps="http://schemas.microsoft.com/office/word/2010/wordprocessingShape" mc:Ignorable="w14 wp14">
   <w:body>
     <w:p>
-      <w:pPr>
-        <w:pStyle w:val="Heading1"/>
-      </w:pPr>
       <w:r>
-        <w:t>课程资料索引</w:t>
+        <w:rPr>
+          <w:rFonts w:ascii="Microsoft YaHei" w:hAnsi="Microsoft YaHei" w:eastAsia="Microsoft YaHei"/>
+        </w:rPr>
+        <w:t>﻿# 课程资料索引</w:t>
       </w:r>
     </w:p>
     <w:p/>
@@ -15,7 +15,6 @@
       <w:r>
         <w:rPr>
           <w:rFonts w:ascii="Microsoft YaHei" w:hAnsi="Microsoft YaHei" w:eastAsia="Microsoft YaHei"/>
-          <w:sz w:val="22"/>
         </w:rPr>
         <w:t>资料位置：</w:t>
       </w:r>
@@ -28,7 +27,6 @@
       <w:r>
         <w:rPr>
           <w:rFonts w:ascii="Microsoft YaHei" w:hAnsi="Microsoft YaHei" w:eastAsia="Microsoft YaHei"/>
-          <w:sz w:val="22"/>
         </w:rPr>
         <w:t>课程课件、例题PDF、`.sav` 数据：`D:\医学统计学期末冲刺复习包\05_课程讲义与教材\课程网站资料待放入`</w:t>
       </w:r>
@@ -40,7 +38,6 @@
       <w:r>
         <w:rPr>
           <w:rFonts w:ascii="Microsoft YaHei" w:hAnsi="Microsoft YaHei" w:eastAsia="Microsoft YaHei"/>
-          <w:sz w:val="22"/>
         </w:rPr>
         <w:t>SPSS实习指导教材：`D:\医学统计学期末冲刺复习包\05_课程讲义与教材\中医统计学实习指导及SPSS15.0的应用.pdf`</w:t>
       </w:r>
@@ -50,7 +47,6 @@
       <w:r>
         <w:rPr>
           <w:rFonts w:ascii="Microsoft YaHei" w:hAnsi="Microsoft YaHei" w:eastAsia="Microsoft YaHei"/>
-          <w:sz w:val="22"/>
         </w:rPr>
         <w:t>当前已放入 36 个 PDF 和 47 个 `.sav` SPSS 数据文件。后面每天练 SPSS 时，优先使用同章节编号的数据文件，例如学习第7章 χ²检验时，优先打开 `例07-xx.sav`。</w:t>
       </w:r>
@@ -60,7 +56,6 @@
       <w:r>
         <w:rPr>
           <w:rFonts w:ascii="Microsoft YaHei" w:hAnsi="Microsoft YaHei" w:eastAsia="Microsoft YaHei"/>
-          <w:sz w:val="22"/>
         </w:rPr>
         <w:t>另有一本 283 页的 SPSS 实习指导教材：`中医统计学实习指导及SPSS15.0的应用.pdf`。它用于查 SPSS 菜单步骤、操作截图和实习例题；平时不用通读，遇到软件操作不熟时再查。</w:t>
       </w:r>
@@ -79,126 +74,104 @@
       <w:r>
         <w:rPr>
           <w:rFonts w:ascii="Microsoft YaHei" w:hAnsi="Microsoft YaHei" w:eastAsia="Microsoft YaHei"/>
-          <w:sz w:val="22"/>
         </w:rPr>
-        <w:t>| 复习日期 | 主题 | 对应课程资料 |</w:t>
+        <w:t>复习日期 | 主题 | 对应课程资料</w:t>
       </w:r>
     </w:p>
     <w:p>
       <w:r>
         <w:rPr>
           <w:rFonts w:ascii="Microsoft YaHei" w:hAnsi="Microsoft YaHei" w:eastAsia="Microsoft YaHei"/>
-          <w:sz w:val="22"/>
         </w:rPr>
-        <w:t>|---|---|---|</w:t>
+        <w:t>5月29日 | 绪论 + SPSS入门 | `1.绪论.pdf`；`1.spss应用（spss概述及计量资料的分析）.pdf`</w:t>
       </w:r>
     </w:p>
     <w:p>
       <w:r>
         <w:rPr>
           <w:rFonts w:ascii="Microsoft YaHei" w:hAnsi="Microsoft YaHei" w:eastAsia="Microsoft YaHei"/>
-          <w:sz w:val="22"/>
         </w:rPr>
-        <w:t>| 5月29日 | 绪论 + SPSS入门 | `1.绪论.pdf`；`1.spss应用（spss概述及计量资料的分析）.pdf` |</w:t>
+        <w:t>5月30日 | 计量资料统计描述 | `2.计量资料的统计描述.pdf`；`1.spss应用（spss概述及计量资料的分析）.pdf`；`例02-xx.sav`</w:t>
       </w:r>
     </w:p>
     <w:p>
       <w:r>
         <w:rPr>
           <w:rFonts w:ascii="Microsoft YaHei" w:hAnsi="Microsoft YaHei" w:eastAsia="Microsoft YaHei"/>
-          <w:sz w:val="22"/>
         </w:rPr>
-        <w:t>| 5月30日 | 计量资料统计描述 | `2.计量资料的统计描述.pdf`；`1.spss应用（spss概述及计量资料的分析）.pdf`；`例02-xx.sav` |</w:t>
+        <w:t>5月31日 | 正态分布 + 参考值范围 | `2.计量资料的统计描述.pdf`；`3-1.总体均数的估计.pdf`；`例02-xx.sav`</w:t>
       </w:r>
     </w:p>
     <w:p>
       <w:r>
         <w:rPr>
           <w:rFonts w:ascii="Microsoft YaHei" w:hAnsi="Microsoft YaHei" w:eastAsia="Microsoft YaHei"/>
-          <w:sz w:val="22"/>
         </w:rPr>
-        <w:t>| 5月31日 | 正态分布 + 参考值范围 | `2.计量资料的统计描述.pdf`；`3-1.总体均数的估计.pdf`；`例02-xx.sav` |</w:t>
+        <w:t>6月1日-6月3日 | 参数估计 + t检验 | `3-1.总体均数的估计.pdf`；`复习-基本统计方法.pdf`；`例03-xx.sav`</w:t>
       </w:r>
     </w:p>
     <w:p>
       <w:r>
         <w:rPr>
           <w:rFonts w:ascii="Microsoft YaHei" w:hAnsi="Microsoft YaHei" w:eastAsia="Microsoft YaHei"/>
-          <w:sz w:val="22"/>
         </w:rPr>
-        <w:t>| 6月1日-6月3日 | 参数估计 + t检验 | `3-1.总体均数的估计.pdf`；`复习-基本统计方法.pdf`；`例03-xx.sav` |</w:t>
+        <w:t>6月4日-6月5日 | 方差分析 | `4.方差分析.pdf`；`11.多因素实验资料的方差分析.pdf`；`3-1.spss应用（多因素实验ANOVA）.pdf`；`例04-xx.sav`、`例11-xx.sav`</w:t>
       </w:r>
     </w:p>
     <w:p>
       <w:r>
         <w:rPr>
           <w:rFonts w:ascii="Microsoft YaHei" w:hAnsi="Microsoft YaHei" w:eastAsia="Microsoft YaHei"/>
-          <w:sz w:val="22"/>
         </w:rPr>
-        <w:t>| 6月4日-6月5日 | 方差分析 | `4.方差分析.pdf`；`11.多因素实验资料的方差分析.pdf`；`3-1.spss应用（多因素实验ANOVA）.pdf`；`例04-xx.sav`、`例11-xx.sav` |</w:t>
+        <w:t>6月6日 | 计数资料 + χ²检验 | `5.计数资料的统计描述.pdf`；`7.X2检验.pdf`；`2.spss应用（计数资料分析、非参数检验、统计图绘制）.pdf`；`例07-xx.sav`</w:t>
       </w:r>
     </w:p>
     <w:p>
       <w:r>
         <w:rPr>
           <w:rFonts w:ascii="Microsoft YaHei" w:hAnsi="Microsoft YaHei" w:eastAsia="Microsoft YaHei"/>
-          <w:sz w:val="22"/>
         </w:rPr>
-        <w:t>| 6月6日 | 计数资料 + χ²检验 | `5.计数资料的统计描述.pdf`；`7.X2检验.pdf`；`2.spss应用（计数资料分析、非参数检验、统计图绘制）.pdf`；`例07-xx.sav` |</w:t>
+        <w:t>6月7日 | 非参数检验 | `8.非参数检验.pdf`；`2.spss应用（计数资料分析、非参数检验、统计图绘制）.pdf`；`例08-xx.sav`</w:t>
       </w:r>
     </w:p>
     <w:p>
       <w:r>
         <w:rPr>
           <w:rFonts w:ascii="Microsoft YaHei" w:hAnsi="Microsoft YaHei" w:eastAsia="Microsoft YaHei"/>
-          <w:sz w:val="22"/>
         </w:rPr>
-        <w:t>| 6月7日 | 非参数检验 | `8.非参数检验.pdf`；`2.spss应用（计数资料分析、非参数检验、统计图绘制）.pdf`；`例08-xx.sav` |</w:t>
+        <w:t>6月8日 | 相关与简单线性回归 | `9.双变量回归与相关.pdf`；`例09-xx.sav`</w:t>
       </w:r>
     </w:p>
     <w:p>
       <w:r>
         <w:rPr>
           <w:rFonts w:ascii="Microsoft YaHei" w:hAnsi="Microsoft YaHei" w:eastAsia="Microsoft YaHei"/>
-          <w:sz w:val="22"/>
         </w:rPr>
-        <w:t>| 6月8日 | 相关与简单线性回归 | `9.双变量回归与相关.pdf`；`例09-xx.sav` |</w:t>
+        <w:t>6月9日 | 统计表与统计图 | `10.统计表和统计图.pdf`；`2.spss应用（计数资料分析、非参数检验、统计图绘制）.pdf`；`例10-xx.sav`</w:t>
       </w:r>
     </w:p>
     <w:p>
       <w:r>
         <w:rPr>
           <w:rFonts w:ascii="Microsoft YaHei" w:hAnsi="Microsoft YaHei" w:eastAsia="Microsoft YaHei"/>
-          <w:sz w:val="22"/>
         </w:rPr>
-        <w:t>| 6月9日 | 统计表与统计图 | `10.统计表和统计图.pdf`；`2.spss应用（计数资料分析、非参数检验、统计图绘制）.pdf`；`例10-xx.sav` |</w:t>
+        <w:t>6月10日 | 多元线性回归 | `15.多元线性回归分析.pdf`；`3-2.spss应用(多元线性回归分析、Logistic回归分析、生存分析).pdf`；`例15-xx.sav`</w:t>
       </w:r>
     </w:p>
     <w:p>
       <w:r>
         <w:rPr>
           <w:rFonts w:ascii="Microsoft YaHei" w:hAnsi="Microsoft YaHei" w:eastAsia="Microsoft YaHei"/>
-          <w:sz w:val="22"/>
         </w:rPr>
-        <w:t>| 6月10日 | 多元线性回归 | `15.多元线性回归分析.pdf`；`3-2.spss应用(多元线性回归分析、Logistic回归分析、生存分析).pdf`；`例15-xx.sav` |</w:t>
+        <w:t>6月11日 | Logistic回归 | `16.logistic回归分析.pdf`；`3-2.spss应用(多元线性回归分析、Logistic回归分析、生存分析).pdf`；`例16-xx.sav`</w:t>
       </w:r>
     </w:p>
     <w:p>
       <w:r>
         <w:rPr>
           <w:rFonts w:ascii="Microsoft YaHei" w:hAnsi="Microsoft YaHei" w:eastAsia="Microsoft YaHei"/>
-          <w:sz w:val="22"/>
         </w:rPr>
-        <w:t>| 6月11日 | Logistic回归 | `16.logistic回归分析.pdf`；`3-2.spss应用(多元线性回归分析、Logistic回归分析、生存分析).pdf`；`例16-xx.sav` |</w:t>
-      </w:r>
-    </w:p>
-    <w:p>
-      <w:r>
-        <w:rPr>
-          <w:rFonts w:ascii="Microsoft YaHei" w:hAnsi="Microsoft YaHei" w:eastAsia="Microsoft YaHei"/>
-          <w:sz w:val="22"/>
-        </w:rPr>
-        <w:t>| 6月12日 | 实验设计 | `20.医学研究设计.pdf`；`21.统计方法选择与结果解释.pdf` |</w:t>
+        <w:t>6月12日 | 实验设计 | `20.医学研究设计.pdf`；`21.统计方法选择与结果解释.pdf`</w:t>
       </w:r>
     </w:p>
     <w:p/>
@@ -215,7 +188,6 @@
       <w:r>
         <w:rPr>
           <w:rFonts w:ascii="Microsoft YaHei" w:hAnsi="Microsoft YaHei" w:eastAsia="Microsoft YaHei"/>
-          <w:sz w:val="22"/>
         </w:rPr>
         <w:t>`中医统计学实习指导及SPSS15.0的应用.pdf` 不安排每天通读，只在三种情况下打开：</w:t>
       </w:r>
@@ -228,7 +200,6 @@
       <w:r>
         <w:rPr>
           <w:rFonts w:ascii="Microsoft YaHei" w:hAnsi="Microsoft YaHei" w:eastAsia="Microsoft YaHei"/>
-          <w:sz w:val="22"/>
         </w:rPr>
         <w:t>不知道某个 SPSS 菜单在哪里。</w:t>
       </w:r>
@@ -240,7 +211,6 @@
       <w:r>
         <w:rPr>
           <w:rFonts w:ascii="Microsoft YaHei" w:hAnsi="Microsoft YaHei" w:eastAsia="Microsoft YaHei"/>
-          <w:sz w:val="22"/>
         </w:rPr>
         <w:t>看不懂某个输出表。</w:t>
       </w:r>
@@ -252,7 +222,6 @@
       <w:r>
         <w:rPr>
           <w:rFonts w:ascii="Microsoft YaHei" w:hAnsi="Microsoft YaHei" w:eastAsia="Microsoft YaHei"/>
-          <w:sz w:val="22"/>
         </w:rPr>
         <w:t>需要找和 `.sav` 文件配套的实习例题说明。</w:t>
       </w:r>
@@ -262,7 +231,6 @@
       <w:r>
         <w:rPr>
           <w:rFonts w:ascii="Microsoft YaHei" w:hAnsi="Microsoft YaHei" w:eastAsia="Microsoft YaHei"/>
-          <w:sz w:val="22"/>
         </w:rPr>
         <w:t>优先查这些内容：</w:t>
       </w:r>
@@ -275,7 +243,6 @@
       <w:r>
         <w:rPr>
           <w:rFonts w:ascii="Microsoft YaHei" w:hAnsi="Microsoft YaHei" w:eastAsia="Microsoft YaHei"/>
-          <w:sz w:val="22"/>
         </w:rPr>
         <w:t>数据录入、变量视图和值标签设置。</w:t>
       </w:r>
@@ -287,7 +254,6 @@
       <w:r>
         <w:rPr>
           <w:rFonts w:ascii="Microsoft YaHei" w:hAnsi="Microsoft YaHei" w:eastAsia="Microsoft YaHei"/>
-          <w:sz w:val="22"/>
         </w:rPr>
         <w:t>描述统计、t检验、方差分析、χ²检验。</w:t>
       </w:r>
@@ -299,7 +265,6 @@
       <w:r>
         <w:rPr>
           <w:rFonts w:ascii="Microsoft YaHei" w:hAnsi="Microsoft YaHei" w:eastAsia="Microsoft YaHei"/>
-          <w:sz w:val="22"/>
         </w:rPr>
         <w:t>非参数检验、相关与回归、Logistic回归。</w:t>
       </w:r>
@@ -311,7 +276,6 @@
       <w:r>
         <w:rPr>
           <w:rFonts w:ascii="Microsoft YaHei" w:hAnsi="Microsoft YaHei" w:eastAsia="Microsoft YaHei"/>
-          <w:sz w:val="22"/>
         </w:rPr>
         <w:t>输出结果解释和报告格式。</w:t>
       </w:r>
@@ -333,7 +297,6 @@
       <w:r>
         <w:rPr>
           <w:rFonts w:ascii="Microsoft YaHei" w:hAnsi="Microsoft YaHei" w:eastAsia="Microsoft YaHei"/>
-          <w:sz w:val="22"/>
         </w:rPr>
         <w:t>`1.绪论.pdf`</w:t>
       </w:r>
@@ -345,7 +308,6 @@
       <w:r>
         <w:rPr>
           <w:rFonts w:ascii="Microsoft YaHei" w:hAnsi="Microsoft YaHei" w:eastAsia="Microsoft YaHei"/>
-          <w:sz w:val="22"/>
         </w:rPr>
         <w:t>`2.计量资料的统计描述.pdf`</w:t>
       </w:r>
@@ -357,7 +319,6 @@
       <w:r>
         <w:rPr>
           <w:rFonts w:ascii="Microsoft YaHei" w:hAnsi="Microsoft YaHei" w:eastAsia="Microsoft YaHei"/>
-          <w:sz w:val="22"/>
         </w:rPr>
         <w:t>`3-1.总体均数的估计.pdf`</w:t>
       </w:r>
@@ -369,7 +330,6 @@
       <w:r>
         <w:rPr>
           <w:rFonts w:ascii="Microsoft YaHei" w:hAnsi="Microsoft YaHei" w:eastAsia="Microsoft YaHei"/>
-          <w:sz w:val="22"/>
         </w:rPr>
         <w:t>`4.方差分析.pdf`</w:t>
       </w:r>
@@ -381,7 +341,6 @@
       <w:r>
         <w:rPr>
           <w:rFonts w:ascii="Microsoft YaHei" w:hAnsi="Microsoft YaHei" w:eastAsia="Microsoft YaHei"/>
-          <w:sz w:val="22"/>
         </w:rPr>
         <w:t>`5.计数资料的统计描述.pdf`</w:t>
       </w:r>
@@ -393,7 +352,6 @@
       <w:r>
         <w:rPr>
           <w:rFonts w:ascii="Microsoft YaHei" w:hAnsi="Microsoft YaHei" w:eastAsia="Microsoft YaHei"/>
-          <w:sz w:val="22"/>
         </w:rPr>
         <w:t>`7.X2检验.pdf`</w:t>
       </w:r>
@@ -405,7 +363,6 @@
       <w:r>
         <w:rPr>
           <w:rFonts w:ascii="Microsoft YaHei" w:hAnsi="Microsoft YaHei" w:eastAsia="Microsoft YaHei"/>
-          <w:sz w:val="22"/>
         </w:rPr>
         <w:t>`8.非参数检验.pdf`</w:t>
       </w:r>
@@ -417,7 +374,6 @@
       <w:r>
         <w:rPr>
           <w:rFonts w:ascii="Microsoft YaHei" w:hAnsi="Microsoft YaHei" w:eastAsia="Microsoft YaHei"/>
-          <w:sz w:val="22"/>
         </w:rPr>
         <w:t>`9.双变量回归与相关.pdf`</w:t>
       </w:r>
@@ -429,7 +385,6 @@
       <w:r>
         <w:rPr>
           <w:rFonts w:ascii="Microsoft YaHei" w:hAnsi="Microsoft YaHei" w:eastAsia="Microsoft YaHei"/>
-          <w:sz w:val="22"/>
         </w:rPr>
         <w:t>`10.统计表和统计图.pdf`</w:t>
       </w:r>
@@ -441,7 +396,6 @@
       <w:r>
         <w:rPr>
           <w:rFonts w:ascii="Microsoft YaHei" w:hAnsi="Microsoft YaHei" w:eastAsia="Microsoft YaHei"/>
-          <w:sz w:val="22"/>
         </w:rPr>
         <w:t>`11.多因素实验资料的方差分析.pdf`</w:t>
       </w:r>
@@ -453,7 +407,6 @@
       <w:r>
         <w:rPr>
           <w:rFonts w:ascii="Microsoft YaHei" w:hAnsi="Microsoft YaHei" w:eastAsia="Microsoft YaHei"/>
-          <w:sz w:val="22"/>
         </w:rPr>
         <w:t>`12.重复测量设计资料的方差分析.pdf`</w:t>
       </w:r>
@@ -465,7 +418,6 @@
       <w:r>
         <w:rPr>
           <w:rFonts w:ascii="Microsoft YaHei" w:hAnsi="Microsoft YaHei" w:eastAsia="Microsoft YaHei"/>
-          <w:sz w:val="22"/>
         </w:rPr>
         <w:t>`13.协方差分析.pdf`</w:t>
       </w:r>
@@ -477,7 +429,6 @@
       <w:r>
         <w:rPr>
           <w:rFonts w:ascii="Microsoft YaHei" w:hAnsi="Microsoft YaHei" w:eastAsia="Microsoft YaHei"/>
-          <w:sz w:val="22"/>
         </w:rPr>
         <w:t>`15.多元线性回归分析.pdf`</w:t>
       </w:r>
@@ -489,7 +440,6 @@
       <w:r>
         <w:rPr>
           <w:rFonts w:ascii="Microsoft YaHei" w:hAnsi="Microsoft YaHei" w:eastAsia="Microsoft YaHei"/>
-          <w:sz w:val="22"/>
         </w:rPr>
         <w:t>`16.logistic回归分析.pdf`</w:t>
       </w:r>
@@ -501,7 +451,6 @@
       <w:r>
         <w:rPr>
           <w:rFonts w:ascii="Microsoft YaHei" w:hAnsi="Microsoft YaHei" w:eastAsia="Microsoft YaHei"/>
-          <w:sz w:val="22"/>
         </w:rPr>
         <w:t>`17.生存分析.pdf`</w:t>
       </w:r>
@@ -513,7 +462,6 @@
       <w:r>
         <w:rPr>
           <w:rFonts w:ascii="Microsoft YaHei" w:hAnsi="Microsoft YaHei" w:eastAsia="Microsoft YaHei"/>
-          <w:sz w:val="22"/>
         </w:rPr>
         <w:t>`20.医学研究设计.pdf`</w:t>
       </w:r>
@@ -525,7 +473,6 @@
       <w:r>
         <w:rPr>
           <w:rFonts w:ascii="Microsoft YaHei" w:hAnsi="Microsoft YaHei" w:eastAsia="Microsoft YaHei"/>
-          <w:sz w:val="22"/>
         </w:rPr>
         <w:t>`21.统计方法选择与结果解释.pdf`</w:t>
       </w:r>
@@ -537,7 +484,6 @@
       <w:r>
         <w:rPr>
           <w:rFonts w:ascii="Microsoft YaHei" w:hAnsi="Microsoft YaHei" w:eastAsia="Microsoft YaHei"/>
-          <w:sz w:val="22"/>
         </w:rPr>
         <w:t>`1.spss应用（spss概述及计量资料的分析）.pdf`</w:t>
       </w:r>
@@ -549,7 +495,6 @@
       <w:r>
         <w:rPr>
           <w:rFonts w:ascii="Microsoft YaHei" w:hAnsi="Microsoft YaHei" w:eastAsia="Microsoft YaHei"/>
-          <w:sz w:val="22"/>
         </w:rPr>
         <w:t>`1.spss应用（spss概述及计量资料的分析） (1).pdf`</w:t>
       </w:r>
@@ -561,7 +506,6 @@
       <w:r>
         <w:rPr>
           <w:rFonts w:ascii="Microsoft YaHei" w:hAnsi="Microsoft YaHei" w:eastAsia="Microsoft YaHei"/>
-          <w:sz w:val="22"/>
         </w:rPr>
         <w:t>`2.spss应用（计数资料分析、非参数检验、统计图绘制）.pdf`</w:t>
       </w:r>
@@ -573,7 +517,6 @@
       <w:r>
         <w:rPr>
           <w:rFonts w:ascii="Microsoft YaHei" w:hAnsi="Microsoft YaHei" w:eastAsia="Microsoft YaHei"/>
-          <w:sz w:val="22"/>
         </w:rPr>
         <w:t>`3-1.spss应用（多因素实验ANOVA）.pdf`</w:t>
       </w:r>
@@ -585,7 +528,6 @@
       <w:r>
         <w:rPr>
           <w:rFonts w:ascii="Microsoft YaHei" w:hAnsi="Microsoft YaHei" w:eastAsia="Microsoft YaHei"/>
-          <w:sz w:val="22"/>
         </w:rPr>
         <w:t>`3-2.spss应用(多元线性回归分析、Logistic回归分析、生存分析).pdf`</w:t>
       </w:r>
@@ -597,7 +539,6 @@
       <w:r>
         <w:rPr>
           <w:rFonts w:ascii="Microsoft YaHei" w:hAnsi="Microsoft YaHei" w:eastAsia="Microsoft YaHei"/>
-          <w:sz w:val="22"/>
         </w:rPr>
         <w:t>`复习-基本统计方法.pdf`</w:t>
       </w:r>
@@ -609,7 +550,6 @@
       <w:r>
         <w:rPr>
           <w:rFonts w:ascii="Microsoft YaHei" w:hAnsi="Microsoft YaHei" w:eastAsia="Microsoft YaHei"/>
-          <w:sz w:val="22"/>
         </w:rPr>
         <w:t>`复习-高级统计方法.pdf`</w:t>
       </w:r>
@@ -989,7 +929,7 @@
     <w:rsid w:val="00FC693F"/>
     <w:rPr>
       <w:rFonts w:ascii="Microsoft YaHei" w:hAnsi="Microsoft YaHei" w:eastAsia="Microsoft YaHei"/>
-      <w:sz w:val="22"/>
+      <w:sz w:val="21"/>
     </w:rPr>
   </w:style>
   <w:style w:type="paragraph" w:styleId="Header">

--- a/06_可直接打开的Word版/05_课程讲义与教材__08_课程资料索引.docx
+++ b/06_可直接打开的Word版/05_课程讲义与教材__08_课程资料索引.docx
@@ -6,29 +6,20 @@
       <w:r>
         <w:rPr>
           <w:rFonts w:ascii="Microsoft YaHei" w:hAnsi="Microsoft YaHei" w:eastAsia="Microsoft YaHei"/>
+          <w:b w:val="0"/>
+          <w:sz w:val="22"/>
         </w:rPr>
         <w:t>﻿# 课程资料索引</w:t>
       </w:r>
     </w:p>
-    <w:p/>
     <w:p>
       <w:r>
         <w:rPr>
           <w:rFonts w:ascii="Microsoft YaHei" w:hAnsi="Microsoft YaHei" w:eastAsia="Microsoft YaHei"/>
+          <w:b w:val="0"/>
+          <w:sz w:val="22"/>
         </w:rPr>
         <w:t>资料位置：</w:t>
-      </w:r>
-    </w:p>
-    <w:p/>
-    <w:p>
-      <w:pPr>
-        <w:pStyle w:val="ListBullet"/>
-      </w:pPr>
-      <w:r>
-        <w:rPr>
-          <w:rFonts w:ascii="Microsoft YaHei" w:hAnsi="Microsoft YaHei" w:eastAsia="Microsoft YaHei"/>
-        </w:rPr>
-        <w:t>课程课件、例题PDF、`.sav` 数据：`D:\医学统计学期末冲刺复习包\05_课程讲义与教材\课程网站资料待放入`</w:t>
       </w:r>
     </w:p>
     <w:p>
@@ -38,161 +29,12 @@
       <w:r>
         <w:rPr>
           <w:rFonts w:ascii="Microsoft YaHei" w:hAnsi="Microsoft YaHei" w:eastAsia="Microsoft YaHei"/>
+          <w:b w:val="0"/>
+          <w:sz w:val="22"/>
         </w:rPr>
-        <w:t>SPSS实习指导教材：`D:\医学统计学期末冲刺复习包\05_课程讲义与教材\中医统计学实习指导及SPSS15.0的应用.pdf`</w:t>
+        <w:t>课程课件、例题PDF、.sav 数据：D:\医学统计学期末冲刺复习包\05_课程讲义与教材\课程网站资料</w:t>
       </w:r>
     </w:p>
-    <w:p/>
-    <w:p>
-      <w:r>
-        <w:rPr>
-          <w:rFonts w:ascii="Microsoft YaHei" w:hAnsi="Microsoft YaHei" w:eastAsia="Microsoft YaHei"/>
-        </w:rPr>
-        <w:t>当前已放入 36 个 PDF 和 47 个 `.sav` SPSS 数据文件。后面每天练 SPSS 时，优先使用同章节编号的数据文件，例如学习第7章 χ²检验时，优先打开 `例07-xx.sav`。</w:t>
-      </w:r>
-    </w:p>
-    <w:p/>
-    <w:p>
-      <w:r>
-        <w:rPr>
-          <w:rFonts w:ascii="Microsoft YaHei" w:hAnsi="Microsoft YaHei" w:eastAsia="Microsoft YaHei"/>
-        </w:rPr>
-        <w:t>另有一本 283 页的 SPSS 实习指导教材：`中医统计学实习指导及SPSS15.0的应用.pdf`。它用于查 SPSS 菜单步骤、操作截图和实习例题；平时不用通读，遇到软件操作不熟时再查。</w:t>
-      </w:r>
-    </w:p>
-    <w:p/>
-    <w:p>
-      <w:pPr>
-        <w:pStyle w:val="Heading2"/>
-      </w:pPr>
-      <w:r>
-        <w:t>优先看的资料</w:t>
-      </w:r>
-    </w:p>
-    <w:p/>
-    <w:p>
-      <w:r>
-        <w:rPr>
-          <w:rFonts w:ascii="Microsoft YaHei" w:hAnsi="Microsoft YaHei" w:eastAsia="Microsoft YaHei"/>
-        </w:rPr>
-        <w:t>复习日期 | 主题 | 对应课程资料</w:t>
-      </w:r>
-    </w:p>
-    <w:p>
-      <w:r>
-        <w:rPr>
-          <w:rFonts w:ascii="Microsoft YaHei" w:hAnsi="Microsoft YaHei" w:eastAsia="Microsoft YaHei"/>
-        </w:rPr>
-        <w:t>5月29日 | 绪论 + SPSS入门 | `1.绪论.pdf`；`1.spss应用（spss概述及计量资料的分析）.pdf`</w:t>
-      </w:r>
-    </w:p>
-    <w:p>
-      <w:r>
-        <w:rPr>
-          <w:rFonts w:ascii="Microsoft YaHei" w:hAnsi="Microsoft YaHei" w:eastAsia="Microsoft YaHei"/>
-        </w:rPr>
-        <w:t>5月30日 | 计量资料统计描述 | `2.计量资料的统计描述.pdf`；`1.spss应用（spss概述及计量资料的分析）.pdf`；`例02-xx.sav`</w:t>
-      </w:r>
-    </w:p>
-    <w:p>
-      <w:r>
-        <w:rPr>
-          <w:rFonts w:ascii="Microsoft YaHei" w:hAnsi="Microsoft YaHei" w:eastAsia="Microsoft YaHei"/>
-        </w:rPr>
-        <w:t>5月31日 | 正态分布 + 参考值范围 | `2.计量资料的统计描述.pdf`；`3-1.总体均数的估计.pdf`；`例02-xx.sav`</w:t>
-      </w:r>
-    </w:p>
-    <w:p>
-      <w:r>
-        <w:rPr>
-          <w:rFonts w:ascii="Microsoft YaHei" w:hAnsi="Microsoft YaHei" w:eastAsia="Microsoft YaHei"/>
-        </w:rPr>
-        <w:t>6月1日-6月3日 | 参数估计 + t检验 | `3-1.总体均数的估计.pdf`；`复习-基本统计方法.pdf`；`例03-xx.sav`</w:t>
-      </w:r>
-    </w:p>
-    <w:p>
-      <w:r>
-        <w:rPr>
-          <w:rFonts w:ascii="Microsoft YaHei" w:hAnsi="Microsoft YaHei" w:eastAsia="Microsoft YaHei"/>
-        </w:rPr>
-        <w:t>6月4日-6月5日 | 方差分析 | `4.方差分析.pdf`；`11.多因素实验资料的方差分析.pdf`；`3-1.spss应用（多因素实验ANOVA）.pdf`；`例04-xx.sav`、`例11-xx.sav`</w:t>
-      </w:r>
-    </w:p>
-    <w:p>
-      <w:r>
-        <w:rPr>
-          <w:rFonts w:ascii="Microsoft YaHei" w:hAnsi="Microsoft YaHei" w:eastAsia="Microsoft YaHei"/>
-        </w:rPr>
-        <w:t>6月6日 | 计数资料 + χ²检验 | `5.计数资料的统计描述.pdf`；`7.X2检验.pdf`；`2.spss应用（计数资料分析、非参数检验、统计图绘制）.pdf`；`例07-xx.sav`</w:t>
-      </w:r>
-    </w:p>
-    <w:p>
-      <w:r>
-        <w:rPr>
-          <w:rFonts w:ascii="Microsoft YaHei" w:hAnsi="Microsoft YaHei" w:eastAsia="Microsoft YaHei"/>
-        </w:rPr>
-        <w:t>6月7日 | 非参数检验 | `8.非参数检验.pdf`；`2.spss应用（计数资料分析、非参数检验、统计图绘制）.pdf`；`例08-xx.sav`</w:t>
-      </w:r>
-    </w:p>
-    <w:p>
-      <w:r>
-        <w:rPr>
-          <w:rFonts w:ascii="Microsoft YaHei" w:hAnsi="Microsoft YaHei" w:eastAsia="Microsoft YaHei"/>
-        </w:rPr>
-        <w:t>6月8日 | 相关与简单线性回归 | `9.双变量回归与相关.pdf`；`例09-xx.sav`</w:t>
-      </w:r>
-    </w:p>
-    <w:p>
-      <w:r>
-        <w:rPr>
-          <w:rFonts w:ascii="Microsoft YaHei" w:hAnsi="Microsoft YaHei" w:eastAsia="Microsoft YaHei"/>
-        </w:rPr>
-        <w:t>6月9日 | 统计表与统计图 | `10.统计表和统计图.pdf`；`2.spss应用（计数资料分析、非参数检验、统计图绘制）.pdf`；`例10-xx.sav`</w:t>
-      </w:r>
-    </w:p>
-    <w:p>
-      <w:r>
-        <w:rPr>
-          <w:rFonts w:ascii="Microsoft YaHei" w:hAnsi="Microsoft YaHei" w:eastAsia="Microsoft YaHei"/>
-        </w:rPr>
-        <w:t>6月10日 | 多元线性回归 | `15.多元线性回归分析.pdf`；`3-2.spss应用(多元线性回归分析、Logistic回归分析、生存分析).pdf`；`例15-xx.sav`</w:t>
-      </w:r>
-    </w:p>
-    <w:p>
-      <w:r>
-        <w:rPr>
-          <w:rFonts w:ascii="Microsoft YaHei" w:hAnsi="Microsoft YaHei" w:eastAsia="Microsoft YaHei"/>
-        </w:rPr>
-        <w:t>6月11日 | Logistic回归 | `16.logistic回归分析.pdf`；`3-2.spss应用(多元线性回归分析、Logistic回归分析、生存分析).pdf`；`例16-xx.sav`</w:t>
-      </w:r>
-    </w:p>
-    <w:p>
-      <w:r>
-        <w:rPr>
-          <w:rFonts w:ascii="Microsoft YaHei" w:hAnsi="Microsoft YaHei" w:eastAsia="Microsoft YaHei"/>
-        </w:rPr>
-        <w:t>6月12日 | 实验设计 | `20.医学研究设计.pdf`；`21.统计方法选择与结果解释.pdf`</w:t>
-      </w:r>
-    </w:p>
-    <w:p/>
-    <w:p>
-      <w:pPr>
-        <w:pStyle w:val="Heading2"/>
-      </w:pPr>
-      <w:r>
-        <w:t>SPSS实习指导教材怎么用</w:t>
-      </w:r>
-    </w:p>
-    <w:p/>
-    <w:p>
-      <w:r>
-        <w:rPr>
-          <w:rFonts w:ascii="Microsoft YaHei" w:hAnsi="Microsoft YaHei" w:eastAsia="Microsoft YaHei"/>
-        </w:rPr>
-        <w:t>`中医统计学实习指导及SPSS15.0的应用.pdf` 不安排每天通读，只在三种情况下打开：</w:t>
-      </w:r>
-    </w:p>
-    <w:p/>
     <w:p>
       <w:pPr>
         <w:pStyle w:val="ListBullet"/>
@@ -200,6 +42,701 @@
       <w:r>
         <w:rPr>
           <w:rFonts w:ascii="Microsoft YaHei" w:hAnsi="Microsoft YaHei" w:eastAsia="Microsoft YaHei"/>
+          <w:b w:val="0"/>
+          <w:sz w:val="22"/>
+        </w:rPr>
+        <w:t>SPSS实习指导教材：D:\医学统计学期末冲刺复习包\05_课程讲义与教材\中医统计学实习指导及SPSS15.0的应用.pdf</w:t>
+      </w:r>
+    </w:p>
+    <w:p>
+      <w:r>
+        <w:rPr>
+          <w:rFonts w:ascii="Microsoft YaHei" w:hAnsi="Microsoft YaHei" w:eastAsia="Microsoft YaHei"/>
+          <w:b w:val="0"/>
+          <w:sz w:val="22"/>
+        </w:rPr>
+        <w:t>当前已放入 36 个 PDF 和 47 个 .sav SPSS 数据文件。后面每天练 SPSS 时，优先使用同章节编号的数据文件，例如学习第7章 χ²检验时，优先打开 例07-xx.sav。</w:t>
+      </w:r>
+    </w:p>
+    <w:p>
+      <w:r>
+        <w:rPr>
+          <w:rFonts w:ascii="Microsoft YaHei" w:hAnsi="Microsoft YaHei" w:eastAsia="Microsoft YaHei"/>
+          <w:b w:val="0"/>
+          <w:sz w:val="22"/>
+        </w:rPr>
+        <w:t>另有一本 283 页的 SPSS 实习指导教材：中医统计学实习指导及SPSS15.0的应用.pdf。它用于查 SPSS 菜单步骤、操作截图和实习例题；平时不用通读，遇到软件操作不熟时再查。</w:t>
+      </w:r>
+    </w:p>
+    <w:p>
+      <w:pPr>
+        <w:pStyle w:val="Heading2"/>
+      </w:pPr>
+      <w:r>
+        <w:rPr>
+          <w:rFonts w:ascii="Microsoft YaHei" w:hAnsi="Microsoft YaHei" w:eastAsia="Microsoft YaHei"/>
+          <w:b/>
+          <w:sz w:val="28"/>
+        </w:rPr>
+        <w:t>优先看的资料</w:t>
+      </w:r>
+    </w:p>
+    <w:tbl>
+      <w:tblPr>
+        <w:tblStyle w:val="TableGrid"/>
+        <w:tblW w:type="auto" w:w="0"/>
+        <w:tblLook w:firstColumn="1" w:firstRow="1" w:lastColumn="0" w:lastRow="0" w:noHBand="0" w:noVBand="1" w:val="04A0"/>
+      </w:tblPr>
+      <w:tblGrid>
+        <w:gridCol w:w="2880"/>
+        <w:gridCol w:w="2880"/>
+        <w:gridCol w:w="2880"/>
+      </w:tblGrid>
+      <w:tr>
+        <w:tc>
+          <w:tcPr>
+            <w:tcW w:type="dxa" w:w="2880"/>
+          </w:tcPr>
+          <w:p>
+            <w:r>
+              <w:rPr>
+                <w:rFonts w:ascii="Microsoft YaHei" w:hAnsi="Microsoft YaHei" w:eastAsia="Microsoft YaHei"/>
+                <w:b/>
+                <w:sz w:val="20"/>
+              </w:rPr>
+              <w:t>复习日期</w:t>
+            </w:r>
+          </w:p>
+        </w:tc>
+        <w:tc>
+          <w:tcPr>
+            <w:tcW w:type="dxa" w:w="2880"/>
+          </w:tcPr>
+          <w:p>
+            <w:r>
+              <w:rPr>
+                <w:rFonts w:ascii="Microsoft YaHei" w:hAnsi="Microsoft YaHei" w:eastAsia="Microsoft YaHei"/>
+                <w:b/>
+                <w:sz w:val="20"/>
+              </w:rPr>
+              <w:t>主题</w:t>
+            </w:r>
+          </w:p>
+        </w:tc>
+        <w:tc>
+          <w:tcPr>
+            <w:tcW w:type="dxa" w:w="2880"/>
+          </w:tcPr>
+          <w:p>
+            <w:r>
+              <w:rPr>
+                <w:rFonts w:ascii="Microsoft YaHei" w:hAnsi="Microsoft YaHei" w:eastAsia="Microsoft YaHei"/>
+                <w:b/>
+                <w:sz w:val="20"/>
+              </w:rPr>
+              <w:t>对应课程资料</w:t>
+            </w:r>
+          </w:p>
+        </w:tc>
+      </w:tr>
+      <w:tr>
+        <w:tc>
+          <w:tcPr>
+            <w:tcW w:type="dxa" w:w="2880"/>
+          </w:tcPr>
+          <w:p>
+            <w:r>
+              <w:rPr>
+                <w:rFonts w:ascii="Microsoft YaHei" w:hAnsi="Microsoft YaHei" w:eastAsia="Microsoft YaHei"/>
+                <w:b w:val="0"/>
+                <w:sz w:val="20"/>
+              </w:rPr>
+              <w:t>5月29日</w:t>
+            </w:r>
+          </w:p>
+        </w:tc>
+        <w:tc>
+          <w:tcPr>
+            <w:tcW w:type="dxa" w:w="2880"/>
+          </w:tcPr>
+          <w:p>
+            <w:r>
+              <w:rPr>
+                <w:rFonts w:ascii="Microsoft YaHei" w:hAnsi="Microsoft YaHei" w:eastAsia="Microsoft YaHei"/>
+                <w:b w:val="0"/>
+                <w:sz w:val="20"/>
+              </w:rPr>
+              <w:t>绪论 + SPSS入门</w:t>
+            </w:r>
+          </w:p>
+        </w:tc>
+        <w:tc>
+          <w:tcPr>
+            <w:tcW w:type="dxa" w:w="2880"/>
+          </w:tcPr>
+          <w:p>
+            <w:r>
+              <w:rPr>
+                <w:rFonts w:ascii="Microsoft YaHei" w:hAnsi="Microsoft YaHei" w:eastAsia="Microsoft YaHei"/>
+                <w:b w:val="0"/>
+                <w:sz w:val="20"/>
+              </w:rPr>
+              <w:t>1.绪论.pdf；1.spss应用（spss概述及计量资料的分析）.pdf</w:t>
+            </w:r>
+          </w:p>
+        </w:tc>
+      </w:tr>
+      <w:tr>
+        <w:tc>
+          <w:tcPr>
+            <w:tcW w:type="dxa" w:w="2880"/>
+          </w:tcPr>
+          <w:p>
+            <w:r>
+              <w:rPr>
+                <w:rFonts w:ascii="Microsoft YaHei" w:hAnsi="Microsoft YaHei" w:eastAsia="Microsoft YaHei"/>
+                <w:b w:val="0"/>
+                <w:sz w:val="20"/>
+              </w:rPr>
+              <w:t>5月30日</w:t>
+            </w:r>
+          </w:p>
+        </w:tc>
+        <w:tc>
+          <w:tcPr>
+            <w:tcW w:type="dxa" w:w="2880"/>
+          </w:tcPr>
+          <w:p>
+            <w:r>
+              <w:rPr>
+                <w:rFonts w:ascii="Microsoft YaHei" w:hAnsi="Microsoft YaHei" w:eastAsia="Microsoft YaHei"/>
+                <w:b w:val="0"/>
+                <w:sz w:val="20"/>
+              </w:rPr>
+              <w:t>计量资料统计描述</w:t>
+            </w:r>
+          </w:p>
+        </w:tc>
+        <w:tc>
+          <w:tcPr>
+            <w:tcW w:type="dxa" w:w="2880"/>
+          </w:tcPr>
+          <w:p>
+            <w:r>
+              <w:rPr>
+                <w:rFonts w:ascii="Microsoft YaHei" w:hAnsi="Microsoft YaHei" w:eastAsia="Microsoft YaHei"/>
+                <w:b w:val="0"/>
+                <w:sz w:val="20"/>
+              </w:rPr>
+              <w:t>2.计量资料的统计描述.pdf；1.spss应用（spss概述及计量资料的分析）.pdf；例02-xx.sav</w:t>
+            </w:r>
+          </w:p>
+        </w:tc>
+      </w:tr>
+      <w:tr>
+        <w:tc>
+          <w:tcPr>
+            <w:tcW w:type="dxa" w:w="2880"/>
+          </w:tcPr>
+          <w:p>
+            <w:r>
+              <w:rPr>
+                <w:rFonts w:ascii="Microsoft YaHei" w:hAnsi="Microsoft YaHei" w:eastAsia="Microsoft YaHei"/>
+                <w:b w:val="0"/>
+                <w:sz w:val="20"/>
+              </w:rPr>
+              <w:t>5月31日</w:t>
+            </w:r>
+          </w:p>
+        </w:tc>
+        <w:tc>
+          <w:tcPr>
+            <w:tcW w:type="dxa" w:w="2880"/>
+          </w:tcPr>
+          <w:p>
+            <w:r>
+              <w:rPr>
+                <w:rFonts w:ascii="Microsoft YaHei" w:hAnsi="Microsoft YaHei" w:eastAsia="Microsoft YaHei"/>
+                <w:b w:val="0"/>
+                <w:sz w:val="20"/>
+              </w:rPr>
+              <w:t>正态分布 + 参考值范围</w:t>
+            </w:r>
+          </w:p>
+        </w:tc>
+        <w:tc>
+          <w:tcPr>
+            <w:tcW w:type="dxa" w:w="2880"/>
+          </w:tcPr>
+          <w:p>
+            <w:r>
+              <w:rPr>
+                <w:rFonts w:ascii="Microsoft YaHei" w:hAnsi="Microsoft YaHei" w:eastAsia="Microsoft YaHei"/>
+                <w:b w:val="0"/>
+                <w:sz w:val="20"/>
+              </w:rPr>
+              <w:t>2.计量资料的统计描述.pdf；3-1.总体均数的估计.pdf；例02-xx.sav</w:t>
+            </w:r>
+          </w:p>
+        </w:tc>
+      </w:tr>
+      <w:tr>
+        <w:tc>
+          <w:tcPr>
+            <w:tcW w:type="dxa" w:w="2880"/>
+          </w:tcPr>
+          <w:p>
+            <w:r>
+              <w:rPr>
+                <w:rFonts w:ascii="Microsoft YaHei" w:hAnsi="Microsoft YaHei" w:eastAsia="Microsoft YaHei"/>
+                <w:b w:val="0"/>
+                <w:sz w:val="20"/>
+              </w:rPr>
+              <w:t>6月1日-6月3日</w:t>
+            </w:r>
+          </w:p>
+        </w:tc>
+        <w:tc>
+          <w:tcPr>
+            <w:tcW w:type="dxa" w:w="2880"/>
+          </w:tcPr>
+          <w:p>
+            <w:r>
+              <w:rPr>
+                <w:rFonts w:ascii="Microsoft YaHei" w:hAnsi="Microsoft YaHei" w:eastAsia="Microsoft YaHei"/>
+                <w:b w:val="0"/>
+                <w:sz w:val="20"/>
+              </w:rPr>
+              <w:t>参数估计 + t检验</w:t>
+            </w:r>
+          </w:p>
+        </w:tc>
+        <w:tc>
+          <w:tcPr>
+            <w:tcW w:type="dxa" w:w="2880"/>
+          </w:tcPr>
+          <w:p>
+            <w:r>
+              <w:rPr>
+                <w:rFonts w:ascii="Microsoft YaHei" w:hAnsi="Microsoft YaHei" w:eastAsia="Microsoft YaHei"/>
+                <w:b w:val="0"/>
+                <w:sz w:val="20"/>
+              </w:rPr>
+              <w:t>3-1.总体均数的估计.pdf；复习-基本统计方法.pdf；例03-xx.sav</w:t>
+            </w:r>
+          </w:p>
+        </w:tc>
+      </w:tr>
+      <w:tr>
+        <w:tc>
+          <w:tcPr>
+            <w:tcW w:type="dxa" w:w="2880"/>
+          </w:tcPr>
+          <w:p>
+            <w:r>
+              <w:rPr>
+                <w:rFonts w:ascii="Microsoft YaHei" w:hAnsi="Microsoft YaHei" w:eastAsia="Microsoft YaHei"/>
+                <w:b w:val="0"/>
+                <w:sz w:val="20"/>
+              </w:rPr>
+              <w:t>6月4日-6月5日</w:t>
+            </w:r>
+          </w:p>
+        </w:tc>
+        <w:tc>
+          <w:tcPr>
+            <w:tcW w:type="dxa" w:w="2880"/>
+          </w:tcPr>
+          <w:p>
+            <w:r>
+              <w:rPr>
+                <w:rFonts w:ascii="Microsoft YaHei" w:hAnsi="Microsoft YaHei" w:eastAsia="Microsoft YaHei"/>
+                <w:b w:val="0"/>
+                <w:sz w:val="20"/>
+              </w:rPr>
+              <w:t>方差分析</w:t>
+            </w:r>
+          </w:p>
+        </w:tc>
+        <w:tc>
+          <w:tcPr>
+            <w:tcW w:type="dxa" w:w="2880"/>
+          </w:tcPr>
+          <w:p>
+            <w:r>
+              <w:rPr>
+                <w:rFonts w:ascii="Microsoft YaHei" w:hAnsi="Microsoft YaHei" w:eastAsia="Microsoft YaHei"/>
+                <w:b w:val="0"/>
+                <w:sz w:val="20"/>
+              </w:rPr>
+              <w:t>4.方差分析.pdf；11.多因素实验资料的方差分析.pdf；3-1.spss应用（多因素实验ANOVA）.pdf；例04-xx.sav、例11-xx.sav</w:t>
+            </w:r>
+          </w:p>
+        </w:tc>
+      </w:tr>
+      <w:tr>
+        <w:tc>
+          <w:tcPr>
+            <w:tcW w:type="dxa" w:w="2880"/>
+          </w:tcPr>
+          <w:p>
+            <w:r>
+              <w:rPr>
+                <w:rFonts w:ascii="Microsoft YaHei" w:hAnsi="Microsoft YaHei" w:eastAsia="Microsoft YaHei"/>
+                <w:b w:val="0"/>
+                <w:sz w:val="20"/>
+              </w:rPr>
+              <w:t>6月6日</w:t>
+            </w:r>
+          </w:p>
+        </w:tc>
+        <w:tc>
+          <w:tcPr>
+            <w:tcW w:type="dxa" w:w="2880"/>
+          </w:tcPr>
+          <w:p>
+            <w:r>
+              <w:rPr>
+                <w:rFonts w:ascii="Microsoft YaHei" w:hAnsi="Microsoft YaHei" w:eastAsia="Microsoft YaHei"/>
+                <w:b w:val="0"/>
+                <w:sz w:val="20"/>
+              </w:rPr>
+              <w:t>计数资料 + χ²检验</w:t>
+            </w:r>
+          </w:p>
+        </w:tc>
+        <w:tc>
+          <w:tcPr>
+            <w:tcW w:type="dxa" w:w="2880"/>
+          </w:tcPr>
+          <w:p>
+            <w:r>
+              <w:rPr>
+                <w:rFonts w:ascii="Microsoft YaHei" w:hAnsi="Microsoft YaHei" w:eastAsia="Microsoft YaHei"/>
+                <w:b w:val="0"/>
+                <w:sz w:val="20"/>
+              </w:rPr>
+              <w:t>5.计数资料的统计描述.pdf；7.X2检验.pdf；2.spss应用（计数资料分析、非参数检验、统计图绘制）.pdf；例07-xx.sav</w:t>
+            </w:r>
+          </w:p>
+        </w:tc>
+      </w:tr>
+      <w:tr>
+        <w:tc>
+          <w:tcPr>
+            <w:tcW w:type="dxa" w:w="2880"/>
+          </w:tcPr>
+          <w:p>
+            <w:r>
+              <w:rPr>
+                <w:rFonts w:ascii="Microsoft YaHei" w:hAnsi="Microsoft YaHei" w:eastAsia="Microsoft YaHei"/>
+                <w:b w:val="0"/>
+                <w:sz w:val="20"/>
+              </w:rPr>
+              <w:t>6月7日</w:t>
+            </w:r>
+          </w:p>
+        </w:tc>
+        <w:tc>
+          <w:tcPr>
+            <w:tcW w:type="dxa" w:w="2880"/>
+          </w:tcPr>
+          <w:p>
+            <w:r>
+              <w:rPr>
+                <w:rFonts w:ascii="Microsoft YaHei" w:hAnsi="Microsoft YaHei" w:eastAsia="Microsoft YaHei"/>
+                <w:b w:val="0"/>
+                <w:sz w:val="20"/>
+              </w:rPr>
+              <w:t>非参数检验</w:t>
+            </w:r>
+          </w:p>
+        </w:tc>
+        <w:tc>
+          <w:tcPr>
+            <w:tcW w:type="dxa" w:w="2880"/>
+          </w:tcPr>
+          <w:p>
+            <w:r>
+              <w:rPr>
+                <w:rFonts w:ascii="Microsoft YaHei" w:hAnsi="Microsoft YaHei" w:eastAsia="Microsoft YaHei"/>
+                <w:b w:val="0"/>
+                <w:sz w:val="20"/>
+              </w:rPr>
+              <w:t>8.非参数检验.pdf；2.spss应用（计数资料分析、非参数检验、统计图绘制）.pdf；例08-xx.sav</w:t>
+            </w:r>
+          </w:p>
+        </w:tc>
+      </w:tr>
+      <w:tr>
+        <w:tc>
+          <w:tcPr>
+            <w:tcW w:type="dxa" w:w="2880"/>
+          </w:tcPr>
+          <w:p>
+            <w:r>
+              <w:rPr>
+                <w:rFonts w:ascii="Microsoft YaHei" w:hAnsi="Microsoft YaHei" w:eastAsia="Microsoft YaHei"/>
+                <w:b w:val="0"/>
+                <w:sz w:val="20"/>
+              </w:rPr>
+              <w:t>6月8日</w:t>
+            </w:r>
+          </w:p>
+        </w:tc>
+        <w:tc>
+          <w:tcPr>
+            <w:tcW w:type="dxa" w:w="2880"/>
+          </w:tcPr>
+          <w:p>
+            <w:r>
+              <w:rPr>
+                <w:rFonts w:ascii="Microsoft YaHei" w:hAnsi="Microsoft YaHei" w:eastAsia="Microsoft YaHei"/>
+                <w:b w:val="0"/>
+                <w:sz w:val="20"/>
+              </w:rPr>
+              <w:t>相关与简单线性回归</w:t>
+            </w:r>
+          </w:p>
+        </w:tc>
+        <w:tc>
+          <w:tcPr>
+            <w:tcW w:type="dxa" w:w="2880"/>
+          </w:tcPr>
+          <w:p>
+            <w:r>
+              <w:rPr>
+                <w:rFonts w:ascii="Microsoft YaHei" w:hAnsi="Microsoft YaHei" w:eastAsia="Microsoft YaHei"/>
+                <w:b w:val="0"/>
+                <w:sz w:val="20"/>
+              </w:rPr>
+              <w:t>9.双变量回归与相关.pdf；例09-xx.sav</w:t>
+            </w:r>
+          </w:p>
+        </w:tc>
+      </w:tr>
+      <w:tr>
+        <w:tc>
+          <w:tcPr>
+            <w:tcW w:type="dxa" w:w="2880"/>
+          </w:tcPr>
+          <w:p>
+            <w:r>
+              <w:rPr>
+                <w:rFonts w:ascii="Microsoft YaHei" w:hAnsi="Microsoft YaHei" w:eastAsia="Microsoft YaHei"/>
+                <w:b w:val="0"/>
+                <w:sz w:val="20"/>
+              </w:rPr>
+              <w:t>6月9日</w:t>
+            </w:r>
+          </w:p>
+        </w:tc>
+        <w:tc>
+          <w:tcPr>
+            <w:tcW w:type="dxa" w:w="2880"/>
+          </w:tcPr>
+          <w:p>
+            <w:r>
+              <w:rPr>
+                <w:rFonts w:ascii="Microsoft YaHei" w:hAnsi="Microsoft YaHei" w:eastAsia="Microsoft YaHei"/>
+                <w:b w:val="0"/>
+                <w:sz w:val="20"/>
+              </w:rPr>
+              <w:t>统计表与统计图</w:t>
+            </w:r>
+          </w:p>
+        </w:tc>
+        <w:tc>
+          <w:tcPr>
+            <w:tcW w:type="dxa" w:w="2880"/>
+          </w:tcPr>
+          <w:p>
+            <w:r>
+              <w:rPr>
+                <w:rFonts w:ascii="Microsoft YaHei" w:hAnsi="Microsoft YaHei" w:eastAsia="Microsoft YaHei"/>
+                <w:b w:val="0"/>
+                <w:sz w:val="20"/>
+              </w:rPr>
+              <w:t>10.统计表和统计图.pdf；2.spss应用（计数资料分析、非参数检验、统计图绘制）.pdf；例10-xx.sav</w:t>
+            </w:r>
+          </w:p>
+        </w:tc>
+      </w:tr>
+      <w:tr>
+        <w:tc>
+          <w:tcPr>
+            <w:tcW w:type="dxa" w:w="2880"/>
+          </w:tcPr>
+          <w:p>
+            <w:r>
+              <w:rPr>
+                <w:rFonts w:ascii="Microsoft YaHei" w:hAnsi="Microsoft YaHei" w:eastAsia="Microsoft YaHei"/>
+                <w:b w:val="0"/>
+                <w:sz w:val="20"/>
+              </w:rPr>
+              <w:t>6月10日</w:t>
+            </w:r>
+          </w:p>
+        </w:tc>
+        <w:tc>
+          <w:tcPr>
+            <w:tcW w:type="dxa" w:w="2880"/>
+          </w:tcPr>
+          <w:p>
+            <w:r>
+              <w:rPr>
+                <w:rFonts w:ascii="Microsoft YaHei" w:hAnsi="Microsoft YaHei" w:eastAsia="Microsoft YaHei"/>
+                <w:b w:val="0"/>
+                <w:sz w:val="20"/>
+              </w:rPr>
+              <w:t>多元线性回归</w:t>
+            </w:r>
+          </w:p>
+        </w:tc>
+        <w:tc>
+          <w:tcPr>
+            <w:tcW w:type="dxa" w:w="2880"/>
+          </w:tcPr>
+          <w:p>
+            <w:r>
+              <w:rPr>
+                <w:rFonts w:ascii="Microsoft YaHei" w:hAnsi="Microsoft YaHei" w:eastAsia="Microsoft YaHei"/>
+                <w:b w:val="0"/>
+                <w:sz w:val="20"/>
+              </w:rPr>
+              <w:t>15.多元线性回归分析.pdf；3-2.spss应用(多元线性回归分析、Logistic回归分析、生存分析).pdf；例15-xx.sav</w:t>
+            </w:r>
+          </w:p>
+        </w:tc>
+      </w:tr>
+      <w:tr>
+        <w:tc>
+          <w:tcPr>
+            <w:tcW w:type="dxa" w:w="2880"/>
+          </w:tcPr>
+          <w:p>
+            <w:r>
+              <w:rPr>
+                <w:rFonts w:ascii="Microsoft YaHei" w:hAnsi="Microsoft YaHei" w:eastAsia="Microsoft YaHei"/>
+                <w:b w:val="0"/>
+                <w:sz w:val="20"/>
+              </w:rPr>
+              <w:t>6月11日</w:t>
+            </w:r>
+          </w:p>
+        </w:tc>
+        <w:tc>
+          <w:tcPr>
+            <w:tcW w:type="dxa" w:w="2880"/>
+          </w:tcPr>
+          <w:p>
+            <w:r>
+              <w:rPr>
+                <w:rFonts w:ascii="Microsoft YaHei" w:hAnsi="Microsoft YaHei" w:eastAsia="Microsoft YaHei"/>
+                <w:b w:val="0"/>
+                <w:sz w:val="20"/>
+              </w:rPr>
+              <w:t>Logistic回归</w:t>
+            </w:r>
+          </w:p>
+        </w:tc>
+        <w:tc>
+          <w:tcPr>
+            <w:tcW w:type="dxa" w:w="2880"/>
+          </w:tcPr>
+          <w:p>
+            <w:r>
+              <w:rPr>
+                <w:rFonts w:ascii="Microsoft YaHei" w:hAnsi="Microsoft YaHei" w:eastAsia="Microsoft YaHei"/>
+                <w:b w:val="0"/>
+                <w:sz w:val="20"/>
+              </w:rPr>
+              <w:t>16.logistic回归分析.pdf；3-2.spss应用(多元线性回归分析、Logistic回归分析、生存分析).pdf；例16-xx.sav</w:t>
+            </w:r>
+          </w:p>
+        </w:tc>
+      </w:tr>
+      <w:tr>
+        <w:tc>
+          <w:tcPr>
+            <w:tcW w:type="dxa" w:w="2880"/>
+          </w:tcPr>
+          <w:p>
+            <w:r>
+              <w:rPr>
+                <w:rFonts w:ascii="Microsoft YaHei" w:hAnsi="Microsoft YaHei" w:eastAsia="Microsoft YaHei"/>
+                <w:b w:val="0"/>
+                <w:sz w:val="20"/>
+              </w:rPr>
+              <w:t>6月12日</w:t>
+            </w:r>
+          </w:p>
+        </w:tc>
+        <w:tc>
+          <w:tcPr>
+            <w:tcW w:type="dxa" w:w="2880"/>
+          </w:tcPr>
+          <w:p>
+            <w:r>
+              <w:rPr>
+                <w:rFonts w:ascii="Microsoft YaHei" w:hAnsi="Microsoft YaHei" w:eastAsia="Microsoft YaHei"/>
+                <w:b w:val="0"/>
+                <w:sz w:val="20"/>
+              </w:rPr>
+              <w:t>实验设计</w:t>
+            </w:r>
+          </w:p>
+        </w:tc>
+        <w:tc>
+          <w:tcPr>
+            <w:tcW w:type="dxa" w:w="2880"/>
+          </w:tcPr>
+          <w:p>
+            <w:r>
+              <w:rPr>
+                <w:rFonts w:ascii="Microsoft YaHei" w:hAnsi="Microsoft YaHei" w:eastAsia="Microsoft YaHei"/>
+                <w:b w:val="0"/>
+                <w:sz w:val="20"/>
+              </w:rPr>
+              <w:t>20.医学研究设计.pdf；21.统计方法选择与结果解释.pdf</w:t>
+            </w:r>
+          </w:p>
+        </w:tc>
+      </w:tr>
+    </w:tbl>
+    <w:p/>
+    <w:p>
+      <w:pPr>
+        <w:pStyle w:val="Heading2"/>
+      </w:pPr>
+      <w:r>
+        <w:rPr>
+          <w:rFonts w:ascii="Microsoft YaHei" w:hAnsi="Microsoft YaHei" w:eastAsia="Microsoft YaHei"/>
+          <w:b/>
+          <w:sz w:val="28"/>
+        </w:rPr>
+        <w:t>SPSS实习指导教材怎么用</w:t>
+      </w:r>
+    </w:p>
+    <w:p>
+      <w:r>
+        <w:rPr>
+          <w:rFonts w:ascii="Microsoft YaHei" w:hAnsi="Microsoft YaHei" w:eastAsia="Microsoft YaHei"/>
+          <w:b w:val="0"/>
+          <w:sz w:val="22"/>
+        </w:rPr>
+        <w:t>中医统计学实习指导及SPSS15.0的应用.pdf 不安排每天通读，只在三种情况下打开：</w:t>
+      </w:r>
+    </w:p>
+    <w:p>
+      <w:pPr>
+        <w:pStyle w:val="ListBullet"/>
+      </w:pPr>
+      <w:r>
+        <w:rPr>
+          <w:rFonts w:ascii="Microsoft YaHei" w:hAnsi="Microsoft YaHei" w:eastAsia="Microsoft YaHei"/>
+          <w:b w:val="0"/>
+          <w:sz w:val="22"/>
         </w:rPr>
         <w:t>不知道某个 SPSS 菜单在哪里。</w:t>
       </w:r>
@@ -211,6 +748,8 @@
       <w:r>
         <w:rPr>
           <w:rFonts w:ascii="Microsoft YaHei" w:hAnsi="Microsoft YaHei" w:eastAsia="Microsoft YaHei"/>
+          <w:b w:val="0"/>
+          <w:sz w:val="22"/>
         </w:rPr>
         <w:t>看不懂某个输出表。</w:t>
       </w:r>
@@ -222,20 +761,22 @@
       <w:r>
         <w:rPr>
           <w:rFonts w:ascii="Microsoft YaHei" w:hAnsi="Microsoft YaHei" w:eastAsia="Microsoft YaHei"/>
+          <w:b w:val="0"/>
+          <w:sz w:val="22"/>
         </w:rPr>
-        <w:t>需要找和 `.sav` 文件配套的实习例题说明。</w:t>
+        <w:t>需要找和 .sav 文件配套的实习例题说明。</w:t>
       </w:r>
     </w:p>
-    <w:p/>
     <w:p>
       <w:r>
         <w:rPr>
           <w:rFonts w:ascii="Microsoft YaHei" w:hAnsi="Microsoft YaHei" w:eastAsia="Microsoft YaHei"/>
+          <w:b w:val="0"/>
+          <w:sz w:val="22"/>
         </w:rPr>
         <w:t>优先查这些内容：</w:t>
       </w:r>
     </w:p>
-    <w:p/>
     <w:p>
       <w:pPr>
         <w:pStyle w:val="ListBullet"/>
@@ -243,6 +784,8 @@
       <w:r>
         <w:rPr>
           <w:rFonts w:ascii="Microsoft YaHei" w:hAnsi="Microsoft YaHei" w:eastAsia="Microsoft YaHei"/>
+          <w:b w:val="0"/>
+          <w:sz w:val="22"/>
         </w:rPr>
         <w:t>数据录入、变量视图和值标签设置。</w:t>
       </w:r>
@@ -254,6 +797,8 @@
       <w:r>
         <w:rPr>
           <w:rFonts w:ascii="Microsoft YaHei" w:hAnsi="Microsoft YaHei" w:eastAsia="Microsoft YaHei"/>
+          <w:b w:val="0"/>
+          <w:sz w:val="22"/>
         </w:rPr>
         <w:t>描述统计、t检验、方差分析、χ²检验。</w:t>
       </w:r>
@@ -265,6 +810,8 @@
       <w:r>
         <w:rPr>
           <w:rFonts w:ascii="Microsoft YaHei" w:hAnsi="Microsoft YaHei" w:eastAsia="Microsoft YaHei"/>
+          <w:b w:val="0"/>
+          <w:sz w:val="22"/>
         </w:rPr>
         <w:t>非参数检验、相关与回归、Logistic回归。</w:t>
       </w:r>
@@ -276,29 +823,23 @@
       <w:r>
         <w:rPr>
           <w:rFonts w:ascii="Microsoft YaHei" w:hAnsi="Microsoft YaHei" w:eastAsia="Microsoft YaHei"/>
+          <w:b w:val="0"/>
+          <w:sz w:val="22"/>
         </w:rPr>
         <w:t>输出结果解释和报告格式。</w:t>
       </w:r>
     </w:p>
-    <w:p/>
     <w:p>
       <w:pPr>
         <w:pStyle w:val="Heading2"/>
       </w:pPr>
       <w:r>
-        <w:t>资料清单</w:t>
-      </w:r>
-    </w:p>
-    <w:p/>
-    <w:p>
-      <w:pPr>
-        <w:pStyle w:val="ListBullet"/>
-      </w:pPr>
-      <w:r>
         <w:rPr>
           <w:rFonts w:ascii="Microsoft YaHei" w:hAnsi="Microsoft YaHei" w:eastAsia="Microsoft YaHei"/>
+          <w:b/>
+          <w:sz w:val="28"/>
         </w:rPr>
-        <w:t>`1.绪论.pdf`</w:t>
+        <w:t>资料清单</w:t>
       </w:r>
     </w:p>
     <w:p>
@@ -308,8 +849,10 @@
       <w:r>
         <w:rPr>
           <w:rFonts w:ascii="Microsoft YaHei" w:hAnsi="Microsoft YaHei" w:eastAsia="Microsoft YaHei"/>
+          <w:b w:val="0"/>
+          <w:sz w:val="22"/>
         </w:rPr>
-        <w:t>`2.计量资料的统计描述.pdf`</w:t>
+        <w:t>1.绪论.pdf</w:t>
       </w:r>
     </w:p>
     <w:p>
@@ -319,8 +862,10 @@
       <w:r>
         <w:rPr>
           <w:rFonts w:ascii="Microsoft YaHei" w:hAnsi="Microsoft YaHei" w:eastAsia="Microsoft YaHei"/>
+          <w:b w:val="0"/>
+          <w:sz w:val="22"/>
         </w:rPr>
-        <w:t>`3-1.总体均数的估计.pdf`</w:t>
+        <w:t>2.计量资料的统计描述.pdf</w:t>
       </w:r>
     </w:p>
     <w:p>
@@ -330,8 +875,10 @@
       <w:r>
         <w:rPr>
           <w:rFonts w:ascii="Microsoft YaHei" w:hAnsi="Microsoft YaHei" w:eastAsia="Microsoft YaHei"/>
+          <w:b w:val="0"/>
+          <w:sz w:val="22"/>
         </w:rPr>
-        <w:t>`4.方差分析.pdf`</w:t>
+        <w:t>3-1.总体均数的估计.pdf</w:t>
       </w:r>
     </w:p>
     <w:p>
@@ -341,8 +888,10 @@
       <w:r>
         <w:rPr>
           <w:rFonts w:ascii="Microsoft YaHei" w:hAnsi="Microsoft YaHei" w:eastAsia="Microsoft YaHei"/>
+          <w:b w:val="0"/>
+          <w:sz w:val="22"/>
         </w:rPr>
-        <w:t>`5.计数资料的统计描述.pdf`</w:t>
+        <w:t>4.方差分析.pdf</w:t>
       </w:r>
     </w:p>
     <w:p>
@@ -352,8 +901,10 @@
       <w:r>
         <w:rPr>
           <w:rFonts w:ascii="Microsoft YaHei" w:hAnsi="Microsoft YaHei" w:eastAsia="Microsoft YaHei"/>
+          <w:b w:val="0"/>
+          <w:sz w:val="22"/>
         </w:rPr>
-        <w:t>`7.X2检验.pdf`</w:t>
+        <w:t>5.计数资料的统计描述.pdf</w:t>
       </w:r>
     </w:p>
     <w:p>
@@ -363,8 +914,10 @@
       <w:r>
         <w:rPr>
           <w:rFonts w:ascii="Microsoft YaHei" w:hAnsi="Microsoft YaHei" w:eastAsia="Microsoft YaHei"/>
+          <w:b w:val="0"/>
+          <w:sz w:val="22"/>
         </w:rPr>
-        <w:t>`8.非参数检验.pdf`</w:t>
+        <w:t>7.X2检验.pdf</w:t>
       </w:r>
     </w:p>
     <w:p>
@@ -374,8 +927,10 @@
       <w:r>
         <w:rPr>
           <w:rFonts w:ascii="Microsoft YaHei" w:hAnsi="Microsoft YaHei" w:eastAsia="Microsoft YaHei"/>
+          <w:b w:val="0"/>
+          <w:sz w:val="22"/>
         </w:rPr>
-        <w:t>`9.双变量回归与相关.pdf`</w:t>
+        <w:t>8.非参数检验.pdf</w:t>
       </w:r>
     </w:p>
     <w:p>
@@ -385,8 +940,10 @@
       <w:r>
         <w:rPr>
           <w:rFonts w:ascii="Microsoft YaHei" w:hAnsi="Microsoft YaHei" w:eastAsia="Microsoft YaHei"/>
+          <w:b w:val="0"/>
+          <w:sz w:val="22"/>
         </w:rPr>
-        <w:t>`10.统计表和统计图.pdf`</w:t>
+        <w:t>9.双变量回归与相关.pdf</w:t>
       </w:r>
     </w:p>
     <w:p>
@@ -396,8 +953,10 @@
       <w:r>
         <w:rPr>
           <w:rFonts w:ascii="Microsoft YaHei" w:hAnsi="Microsoft YaHei" w:eastAsia="Microsoft YaHei"/>
+          <w:b w:val="0"/>
+          <w:sz w:val="22"/>
         </w:rPr>
-        <w:t>`11.多因素实验资料的方差分析.pdf`</w:t>
+        <w:t>10.统计表和统计图.pdf</w:t>
       </w:r>
     </w:p>
     <w:p>
@@ -407,8 +966,10 @@
       <w:r>
         <w:rPr>
           <w:rFonts w:ascii="Microsoft YaHei" w:hAnsi="Microsoft YaHei" w:eastAsia="Microsoft YaHei"/>
+          <w:b w:val="0"/>
+          <w:sz w:val="22"/>
         </w:rPr>
-        <w:t>`12.重复测量设计资料的方差分析.pdf`</w:t>
+        <w:t>11.多因素实验资料的方差分析.pdf</w:t>
       </w:r>
     </w:p>
     <w:p>
@@ -418,8 +979,10 @@
       <w:r>
         <w:rPr>
           <w:rFonts w:ascii="Microsoft YaHei" w:hAnsi="Microsoft YaHei" w:eastAsia="Microsoft YaHei"/>
+          <w:b w:val="0"/>
+          <w:sz w:val="22"/>
         </w:rPr>
-        <w:t>`13.协方差分析.pdf`</w:t>
+        <w:t>12.重复测量设计资料的方差分析.pdf</w:t>
       </w:r>
     </w:p>
     <w:p>
@@ -429,8 +992,10 @@
       <w:r>
         <w:rPr>
           <w:rFonts w:ascii="Microsoft YaHei" w:hAnsi="Microsoft YaHei" w:eastAsia="Microsoft YaHei"/>
+          <w:b w:val="0"/>
+          <w:sz w:val="22"/>
         </w:rPr>
-        <w:t>`15.多元线性回归分析.pdf`</w:t>
+        <w:t>13.协方差分析.pdf</w:t>
       </w:r>
     </w:p>
     <w:p>
@@ -440,8 +1005,10 @@
       <w:r>
         <w:rPr>
           <w:rFonts w:ascii="Microsoft YaHei" w:hAnsi="Microsoft YaHei" w:eastAsia="Microsoft YaHei"/>
+          <w:b w:val="0"/>
+          <w:sz w:val="22"/>
         </w:rPr>
-        <w:t>`16.logistic回归分析.pdf`</w:t>
+        <w:t>15.多元线性回归分析.pdf</w:t>
       </w:r>
     </w:p>
     <w:p>
@@ -451,8 +1018,10 @@
       <w:r>
         <w:rPr>
           <w:rFonts w:ascii="Microsoft YaHei" w:hAnsi="Microsoft YaHei" w:eastAsia="Microsoft YaHei"/>
+          <w:b w:val="0"/>
+          <w:sz w:val="22"/>
         </w:rPr>
-        <w:t>`17.生存分析.pdf`</w:t>
+        <w:t>16.logistic回归分析.pdf</w:t>
       </w:r>
     </w:p>
     <w:p>
@@ -462,8 +1031,10 @@
       <w:r>
         <w:rPr>
           <w:rFonts w:ascii="Microsoft YaHei" w:hAnsi="Microsoft YaHei" w:eastAsia="Microsoft YaHei"/>
+          <w:b w:val="0"/>
+          <w:sz w:val="22"/>
         </w:rPr>
-        <w:t>`20.医学研究设计.pdf`</w:t>
+        <w:t>17.生存分析.pdf</w:t>
       </w:r>
     </w:p>
     <w:p>
@@ -473,8 +1044,10 @@
       <w:r>
         <w:rPr>
           <w:rFonts w:ascii="Microsoft YaHei" w:hAnsi="Microsoft YaHei" w:eastAsia="Microsoft YaHei"/>
+          <w:b w:val="0"/>
+          <w:sz w:val="22"/>
         </w:rPr>
-        <w:t>`21.统计方法选择与结果解释.pdf`</w:t>
+        <w:t>20.医学研究设计.pdf</w:t>
       </w:r>
     </w:p>
     <w:p>
@@ -484,8 +1057,10 @@
       <w:r>
         <w:rPr>
           <w:rFonts w:ascii="Microsoft YaHei" w:hAnsi="Microsoft YaHei" w:eastAsia="Microsoft YaHei"/>
+          <w:b w:val="0"/>
+          <w:sz w:val="22"/>
         </w:rPr>
-        <w:t>`1.spss应用（spss概述及计量资料的分析）.pdf`</w:t>
+        <w:t>21.统计方法选择与结果解释.pdf</w:t>
       </w:r>
     </w:p>
     <w:p>
@@ -495,8 +1070,10 @@
       <w:r>
         <w:rPr>
           <w:rFonts w:ascii="Microsoft YaHei" w:hAnsi="Microsoft YaHei" w:eastAsia="Microsoft YaHei"/>
+          <w:b w:val="0"/>
+          <w:sz w:val="22"/>
         </w:rPr>
-        <w:t>`1.spss应用（spss概述及计量资料的分析） (1).pdf`</w:t>
+        <w:t>1.spss应用（spss概述及计量资料的分析）.pdf</w:t>
       </w:r>
     </w:p>
     <w:p>
@@ -506,8 +1083,10 @@
       <w:r>
         <w:rPr>
           <w:rFonts w:ascii="Microsoft YaHei" w:hAnsi="Microsoft YaHei" w:eastAsia="Microsoft YaHei"/>
+          <w:b w:val="0"/>
+          <w:sz w:val="22"/>
         </w:rPr>
-        <w:t>`2.spss应用（计数资料分析、非参数检验、统计图绘制）.pdf`</w:t>
+        <w:t>1.spss应用（spss概述及计量资料的分析） (1).pdf</w:t>
       </w:r>
     </w:p>
     <w:p>
@@ -517,8 +1096,10 @@
       <w:r>
         <w:rPr>
           <w:rFonts w:ascii="Microsoft YaHei" w:hAnsi="Microsoft YaHei" w:eastAsia="Microsoft YaHei"/>
+          <w:b w:val="0"/>
+          <w:sz w:val="22"/>
         </w:rPr>
-        <w:t>`3-1.spss应用（多因素实验ANOVA）.pdf`</w:t>
+        <w:t>2.spss应用（计数资料分析、非参数检验、统计图绘制）.pdf</w:t>
       </w:r>
     </w:p>
     <w:p>
@@ -528,8 +1109,10 @@
       <w:r>
         <w:rPr>
           <w:rFonts w:ascii="Microsoft YaHei" w:hAnsi="Microsoft YaHei" w:eastAsia="Microsoft YaHei"/>
+          <w:b w:val="0"/>
+          <w:sz w:val="22"/>
         </w:rPr>
-        <w:t>`3-2.spss应用(多元线性回归分析、Logistic回归分析、生存分析).pdf`</w:t>
+        <w:t>3-1.spss应用（多因素实验ANOVA）.pdf</w:t>
       </w:r>
     </w:p>
     <w:p>
@@ -539,8 +1122,10 @@
       <w:r>
         <w:rPr>
           <w:rFonts w:ascii="Microsoft YaHei" w:hAnsi="Microsoft YaHei" w:eastAsia="Microsoft YaHei"/>
+          <w:b w:val="0"/>
+          <w:sz w:val="22"/>
         </w:rPr>
-        <w:t>`复习-基本统计方法.pdf`</w:t>
+        <w:t>3-2.spss应用(多元线性回归分析、Logistic回归分析、生存分析).pdf</w:t>
       </w:r>
     </w:p>
     <w:p>
@@ -550,8 +1135,23 @@
       <w:r>
         <w:rPr>
           <w:rFonts w:ascii="Microsoft YaHei" w:hAnsi="Microsoft YaHei" w:eastAsia="Microsoft YaHei"/>
+          <w:b w:val="0"/>
+          <w:sz w:val="22"/>
         </w:rPr>
-        <w:t>`复习-高级统计方法.pdf`</w:t>
+        <w:t>复习-基本统计方法.pdf</w:t>
+      </w:r>
+    </w:p>
+    <w:p>
+      <w:pPr>
+        <w:pStyle w:val="ListBullet"/>
+      </w:pPr>
+      <w:r>
+        <w:rPr>
+          <w:rFonts w:ascii="Microsoft YaHei" w:hAnsi="Microsoft YaHei" w:eastAsia="Microsoft YaHei"/>
+          <w:b w:val="0"/>
+          <w:sz w:val="22"/>
+        </w:rPr>
+        <w:t>复习-高级统计方法.pdf</w:t>
       </w:r>
     </w:p>
     <w:sectPr>
@@ -929,7 +1529,7 @@
     <w:rsid w:val="00FC693F"/>
     <w:rPr>
       <w:rFonts w:ascii="Microsoft YaHei" w:hAnsi="Microsoft YaHei" w:eastAsia="Microsoft YaHei"/>
-      <w:sz w:val="21"/>
+      <w:sz w:val="22"/>
     </w:rPr>
   </w:style>
   <w:style w:type="paragraph" w:styleId="Header">
